--- a/UpdatedEmbeddedLinkCopies/whasites/Behavioral Health Manual.docx
+++ b/UpdatedEmbeddedLinkCopies/whasites/Behavioral Health Manual.docx
@@ -37882,7 +37882,7 @@
         <w:fldChar w:fldCharType="begin"/>
       </w:r>
       <w:r>
-        <w:instrText xml:space="preserve">HYPERLINK "https://whallc.sharepoint.com/:w:/r/HR/_layouts/15/Doc.aspx?sourcedoc=%7B3E23C1A1-1FF1-4F48-B848-CDFE363A5763%7D&amp;file=Behavioral%20Health%20Clinician.docx&amp;action=default&amp;mobileredirect=true"</w:instrText>
+        <w:instrText xml:space="preserve">HYPERLINK "https://whallc.sharepoint.com/sites/HR/Job%20Descriptions/Behavioral%20Health%20Clinician.pdf"</w:instrText>
       </w:r>
       <w:r>
         <w:fldChar w:fldCharType="separate"/>
@@ -37962,7 +37962,7 @@
         <w:fldChar w:fldCharType="begin"/>
       </w:r>
       <w:r>
-        <w:instrText>HYPERLINK "https://whallc.sharepoint.com/HR/_layouts/15/Doc.aspx?sourcedoc=%7B3DC4DEFE-5737-481E-B283-5C97F8A51B33%7D&amp;file=Behavioral%20Health%20Care%20Coordinator.docx&amp;action=default&amp;mobileredirect=true&amp;CT=1642459120855&amp;OR=ItemsView"</w:instrText>
+        <w:instrText>HYPERLINK "https://whallc.sharepoint.com/sites/HR/Job%20Descriptions/Behavioral%20Health%20Care%20Coordinator.pdf"</w:instrText>
       </w:r>
       <w:r>
         <w:fldChar w:fldCharType="separate"/>
@@ -37999,7 +37999,7 @@
         <w:rPr>
           <w:highlight w:val="cyan"/>
         </w:rPr>
-        <w:instrText xml:space="preserve"> HYPERLINK "https://whallc.sharepoint.com/:w:/r/HR/_layouts/15/Doc.aspx?sourcedoc=%7B3DC4DEFE-5737-481E-B283-5C97F8A51B33%7D&amp;file=Behavioral%20Health%20Care%20Coordinator.docx&amp;action=default&amp;mobileredirect=true&amp;DefaultItemOpen=1" </w:instrText>
+        <w:instrText xml:space="preserve"> HYPERLINK "https://whallc.sharepoint.com/sites/HR/Job%20Descriptions/Behavioral%20Health%20Care%20Coordinator.pdf" </w:instrText>
       </w:r>
       <w:r>
         <w:rPr>
